--- a/HS_mau/Báo cáo Thẩm tra.docx
+++ b/HS_mau/Báo cáo Thẩm tra.docx
@@ -5,6 +5,7 @@
     <w:tbl>
       <w:tblPr>
         <w:tblW w:w="10490" w:type="dxa"/>
+        <w:jc w:val="center"/>
         <w:tblLayout w:type="fixed"/>
         <w:tblLook w:val="0000" w:firstRow="0" w:lastRow="0" w:firstColumn="0" w:lastColumn="0" w:noHBand="0" w:noVBand="0"/>
       </w:tblPr>
@@ -19,7 +20,8 @@
           </w:tcPr>
           <w:p>
             <w:pPr>
-              <w:spacing w:after="0" w:line="240" w:lineRule="auto"/>
+              <w:spacing w:after="0" w:line="240" w:lineRule="auto" w:before="0"/>
+              <w:ind w:firstLine="0"/>
               <w:jc w:val="center"/>
               <w:rPr>
                 <w:rFonts w:ascii="Times New Roman" w:hAnsi="Times New Roman"/>
@@ -40,7 +42,8 @@
           </w:p>
           <w:p>
             <w:pPr>
-              <w:spacing w:after="0" w:line="240" w:lineRule="auto"/>
+              <w:spacing w:after="0" w:line="240" w:lineRule="auto" w:before="0"/>
+              <w:ind w:firstLine="0"/>
               <w:jc w:val="center"/>
               <w:rPr>
                 <w:rFonts w:ascii="Times New Roman" w:hAnsi="Times New Roman"/>
@@ -61,7 +64,8 @@
           </w:p>
           <w:p>
             <w:pPr>
-              <w:spacing w:after="0" w:line="240" w:lineRule="auto"/>
+              <w:spacing w:after="0" w:line="240" w:lineRule="auto" w:before="0"/>
+              <w:ind w:firstLine="0"/>
               <w:jc w:val="center"/>
               <w:rPr>
                 <w:rFonts w:ascii="Times New Roman" w:hAnsi="Times New Roman"/>
@@ -84,7 +88,8 @@
           </w:p>
           <w:p>
             <w:pPr>
-              <w:spacing w:after="0"/>
+              <w:spacing w:after="0" w:before="0" w:line="240" w:lineRule="auto"/>
+              <w:ind w:firstLine="0"/>
               <w:rPr>
                 <w:rFonts w:ascii="Times New Roman" w:hAnsi="Times New Roman"/>
                 <w:sz w:val="24"/>
@@ -170,7 +175,8 @@
           </w:p>
           <w:p>
             <w:pPr>
-              <w:spacing w:after="0"/>
+              <w:spacing w:after="0" w:before="0" w:line="240" w:lineRule="auto"/>
+              <w:ind w:firstLine="0"/>
               <w:rPr>
                 <w:rFonts w:ascii="Times New Roman" w:hAnsi="Times New Roman"/>
                 <w:sz w:val="24"/>
@@ -193,7 +199,8 @@
           </w:tcPr>
           <w:p>
             <w:pPr>
-              <w:spacing w:after="0"/>
+              <w:spacing w:after="0" w:before="0" w:line="240" w:lineRule="auto"/>
+              <w:ind w:firstLine="0"/>
               <w:rPr>
                 <w:rFonts w:ascii="Times New Roman" w:hAnsi="Times New Roman"/>
                 <w:b/>
@@ -222,7 +229,8 @@
           </w:p>
           <w:p>
             <w:pPr>
-              <w:spacing w:after="0"/>
+              <w:spacing w:after="0" w:before="0" w:line="240" w:lineRule="auto"/>
+              <w:ind w:firstLine="0"/>
               <w:jc w:val="center"/>
               <w:rPr>
                 <w:rFonts w:ascii="Times New Roman" w:hAnsi="Times New Roman"/>
@@ -243,7 +251,8 @@
           </w:p>
           <w:p>
             <w:pPr>
-              <w:spacing w:after="0"/>
+              <w:spacing w:after="0" w:before="0" w:line="240" w:lineRule="auto"/>
+              <w:ind w:firstLine="0"/>
               <w:rPr>
                 <w:rFonts w:ascii="Times New Roman" w:hAnsi="Times New Roman"/>
                 <w:sz w:val="24"/>
@@ -329,7 +338,8 @@
           </w:p>
           <w:p>
             <w:pPr>
-              <w:spacing w:after="0"/>
+              <w:spacing w:after="0" w:before="0" w:line="240" w:lineRule="auto"/>
+              <w:ind w:firstLine="0"/>
               <w:rPr>
                 <w:rFonts w:ascii="Times New Roman" w:hAnsi="Times New Roman"/>
                 <w:sz w:val="24"/>
@@ -420,7 +430,8 @@
           </w:p>
           <w:p>
             <w:pPr>
-              <w:spacing w:after="0"/>
+              <w:spacing w:after="0" w:before="0" w:line="240" w:lineRule="auto"/>
+              <w:ind w:firstLine="0"/>
               <w:rPr>
                 <w:rFonts w:ascii="Times New Roman" w:hAnsi="Times New Roman"/>
                 <w:sz w:val="24"/>
@@ -433,7 +444,8 @@
     </w:tbl>
     <w:p>
       <w:pPr>
-        <w:spacing w:after="0" w:line="240" w:lineRule="auto"/>
+        <w:spacing w:after="0" w:line="240" w:lineRule="auto" w:before="0"/>
+        <w:ind w:firstLine="0"/>
         <w:jc w:val="center"/>
         <w:rPr>
           <w:rFonts w:ascii="Times New Roman" w:hAnsi="Times New Roman"/>
@@ -445,7 +457,8 @@
     </w:p>
     <w:p>
       <w:pPr>
-        <w:spacing w:after="0" w:line="240" w:lineRule="auto"/>
+        <w:spacing w:after="0" w:line="240" w:lineRule="auto" w:before="0"/>
+        <w:ind w:firstLine="0"/>
         <w:jc w:val="center"/>
         <w:rPr>
           <w:rFonts w:ascii="Times New Roman" w:hAnsi="Times New Roman"/>
@@ -521,7 +534,8 @@
     <w:p>
       <w:pPr>
         <w:keepNext/>
-        <w:spacing w:after="0" w:line="240" w:lineRule="auto"/>
+        <w:spacing w:after="0" w:line="240" w:lineRule="auto" w:before="0"/>
+        <w:ind w:firstLine="0"/>
         <w:jc w:val="center"/>
         <w:outlineLvl w:val="0"/>
         <w:rPr>
@@ -543,6 +557,8 @@
     </w:p>
     <w:p>
       <w:pPr>
+        <w:spacing w:before="0" w:after="0" w:line="240" w:lineRule="auto"/>
+        <w:ind w:firstLine="0"/>
         <w:rPr>
           <w:rFonts w:ascii="Times New Roman" w:hAnsi="Times New Roman"/>
         </w:rPr>
@@ -550,8 +566,8 @@
     </w:p>
     <w:p>
       <w:pPr>
-        <w:spacing w:after="0" w:line="240" w:lineRule="auto"/>
-        <w:ind w:firstLine="426"/>
+        <w:spacing w:after="0" w:line="240" w:lineRule="auto" w:before="0"/>
+        <w:ind w:firstLine="567"/>
         <w:jc w:val="both"/>
         <w:rPr>
           <w:rFonts w:ascii="Times New Roman" w:hAnsi="Times New Roman"/>
@@ -611,8 +627,8 @@
     </w:p>
     <w:p>
       <w:pPr>
-        <w:spacing w:after="0" w:line="240" w:lineRule="auto"/>
-        <w:ind w:firstLine="426"/>
+        <w:spacing w:after="0" w:line="240" w:lineRule="auto" w:before="0"/>
+        <w:ind w:firstLine="567"/>
         <w:jc w:val="both"/>
         <w:rPr>
           <w:rFonts w:ascii="Times New Roman" w:hAnsi="Times New Roman"/>
@@ -743,7 +759,8 @@
     </w:p>
     <w:p>
       <w:pPr>
-        <w:spacing w:after="0" w:line="240" w:lineRule="auto"/>
+        <w:spacing w:after="0" w:line="240" w:lineRule="auto" w:before="0"/>
+        <w:ind w:firstLine="0"/>
         <w:jc w:val="both"/>
         <w:rPr>
           <w:rFonts w:ascii="Times New Roman" w:hAnsi="Times New Roman"/>
@@ -795,8 +812,8 @@
           <w:tab w:val="clear" w:pos="360"/>
           <w:tab w:val="num" w:pos="993"/>
         </w:tabs>
-        <w:spacing w:after="0" w:line="240" w:lineRule="auto"/>
-        <w:ind w:left="709" w:hanging="142"/>
+        <w:spacing w:after="0" w:line="240" w:lineRule="auto" w:before="0"/>
+        <w:ind w:left="709" w:firstLine="567"/>
         <w:jc w:val="both"/>
         <w:rPr>
           <w:rFonts w:ascii="Times New Roman" w:hAnsi="Times New Roman"/>
@@ -864,8 +881,8 @@
           <w:tab w:val="clear" w:pos="360"/>
           <w:tab w:val="num" w:pos="993"/>
         </w:tabs>
-        <w:spacing w:after="0" w:line="240" w:lineRule="auto"/>
-        <w:ind w:left="709" w:hanging="142"/>
+        <w:spacing w:after="0" w:line="240" w:lineRule="auto" w:before="0"/>
+        <w:ind w:left="709" w:firstLine="567"/>
         <w:jc w:val="both"/>
         <w:rPr>
           <w:rFonts w:ascii="Times New Roman" w:hAnsi="Times New Roman"/>
@@ -908,8 +925,8 @@
           <w:tab w:val="clear" w:pos="360"/>
           <w:tab w:val="num" w:pos="993"/>
         </w:tabs>
-        <w:spacing w:after="0" w:line="240" w:lineRule="auto"/>
-        <w:ind w:left="709" w:hanging="142"/>
+        <w:spacing w:after="0" w:line="240" w:lineRule="auto" w:before="0"/>
+        <w:ind w:left="709" w:firstLine="567"/>
         <w:jc w:val="both"/>
         <w:rPr>
           <w:rFonts w:ascii="Times New Roman" w:hAnsi="Times New Roman"/>
@@ -952,8 +969,8 @@
           <w:tab w:val="clear" w:pos="360"/>
           <w:tab w:val="num" w:pos="993"/>
         </w:tabs>
-        <w:spacing w:after="0" w:line="240" w:lineRule="auto"/>
-        <w:ind w:left="709" w:hanging="142"/>
+        <w:spacing w:after="0" w:line="240" w:lineRule="auto" w:before="0"/>
+        <w:ind w:left="709" w:firstLine="567"/>
         <w:jc w:val="both"/>
         <w:rPr>
           <w:rFonts w:ascii="Times New Roman" w:hAnsi="Times New Roman"/>
@@ -988,7 +1005,8 @@
         <w:tabs>
           <w:tab w:val="num" w:pos="993"/>
         </w:tabs>
-        <w:spacing w:after="0" w:line="240" w:lineRule="auto"/>
+        <w:spacing w:after="0" w:line="240" w:lineRule="auto" w:before="0"/>
+        <w:ind w:firstLine="567"/>
         <w:jc w:val="both"/>
         <w:rPr>
           <w:rFonts w:ascii="Times New Roman" w:hAnsi="Times New Roman"/>
@@ -1023,7 +1041,8 @@
         <w:tabs>
           <w:tab w:val="num" w:pos="993"/>
         </w:tabs>
-        <w:spacing w:after="0" w:line="240" w:lineRule="auto"/>
+        <w:spacing w:after="0" w:line="240" w:lineRule="auto" w:before="0"/>
+        <w:ind w:firstLine="567"/>
         <w:jc w:val="both"/>
         <w:rPr>
           <w:rFonts w:ascii="Times New Roman" w:hAnsi="Times New Roman"/>
@@ -1050,7 +1069,8 @@
         <w:tabs>
           <w:tab w:val="num" w:pos="993"/>
         </w:tabs>
-        <w:spacing w:after="0" w:line="240" w:lineRule="auto"/>
+        <w:spacing w:after="0" w:line="240" w:lineRule="auto" w:before="0"/>
+        <w:ind w:firstLine="567"/>
         <w:jc w:val="both"/>
         <w:rPr>
           <w:rFonts w:ascii="Times New Roman" w:hAnsi="Times New Roman"/>
@@ -1077,8 +1097,8 @@
           <w:tab w:val="clear" w:pos="360"/>
           <w:tab w:val="num" w:pos="993"/>
         </w:tabs>
-        <w:spacing w:after="0" w:line="240" w:lineRule="auto"/>
-        <w:ind w:left="709" w:hanging="142"/>
+        <w:spacing w:after="0" w:line="240" w:lineRule="auto" w:before="0"/>
+        <w:ind w:left="709" w:firstLine="567"/>
         <w:jc w:val="both"/>
         <w:rPr>
           <w:rFonts w:ascii="Times New Roman" w:hAnsi="Times New Roman"/>
@@ -1113,7 +1133,8 @@
         <w:tabs>
           <w:tab w:val="num" w:pos="993"/>
         </w:tabs>
-        <w:spacing w:after="0" w:line="240" w:lineRule="auto"/>
+        <w:spacing w:after="0" w:line="240" w:lineRule="auto" w:before="0"/>
+        <w:ind w:firstLine="567"/>
         <w:jc w:val="both"/>
         <w:rPr>
           <w:rFonts w:ascii="Times New Roman" w:hAnsi="Times New Roman"/>
@@ -1148,7 +1169,8 @@
         <w:tabs>
           <w:tab w:val="num" w:pos="993"/>
         </w:tabs>
-        <w:spacing w:after="0" w:line="240" w:lineRule="auto"/>
+        <w:spacing w:after="0" w:line="240" w:lineRule="auto" w:before="0"/>
+        <w:ind w:firstLine="567"/>
         <w:jc w:val="both"/>
         <w:rPr>
           <w:rFonts w:ascii="Times New Roman" w:hAnsi="Times New Roman"/>
@@ -1167,7 +1189,9 @@
     </w:p>
     <w:p>
       <w:pPr>
-        <w:spacing w:after="0" w:line="240" w:lineRule="auto"/>
+        <w:spacing w:after="0" w:line="240" w:lineRule="auto" w:before="0"/>
+        <w:ind w:firstLine="567"/>
+        <w:jc w:val="both"/>
         <w:rPr>
           <w:rFonts w:ascii="Times New Roman" w:hAnsi="Times New Roman"/>
           <w:b/>
@@ -1187,7 +1211,8 @@
     </w:p>
     <w:p>
       <w:pPr>
-        <w:spacing w:after="0" w:line="240" w:lineRule="auto"/>
+        <w:spacing w:after="0" w:line="240" w:lineRule="auto" w:before="0"/>
+        <w:ind w:firstLine="0"/>
         <w:rPr>
           <w:rFonts w:ascii="Times New Roman" w:hAnsi="Times New Roman"/>
           <w:b/>
@@ -1248,7 +1273,8 @@
           <w:tab w:val="left" w:pos="3544"/>
           <w:tab w:val="right" w:pos="6804"/>
         </w:tabs>
-        <w:spacing w:after="0" w:line="240" w:lineRule="auto"/>
+        <w:spacing w:after="0" w:line="240" w:lineRule="auto" w:before="0"/>
+        <w:ind w:firstLine="0"/>
         <w:rPr>
           <w:rFonts w:ascii="Times New Roman" w:hAnsi="Times New Roman"/>
           <w:sz w:val="28"/>
@@ -1328,7 +1354,8 @@
           <w:tab w:val="left" w:pos="3544"/>
           <w:tab w:val="right" w:pos="6804"/>
         </w:tabs>
-        <w:spacing w:after="0" w:line="240" w:lineRule="auto"/>
+        <w:spacing w:after="0" w:line="240" w:lineRule="auto" w:before="0"/>
+        <w:ind w:firstLine="0"/>
         <w:rPr>
           <w:rFonts w:ascii="Times New Roman" w:hAnsi="Times New Roman"/>
           <w:sz w:val="28"/>
@@ -1408,7 +1435,8 @@
           <w:tab w:val="left" w:pos="3544"/>
           <w:tab w:val="right" w:pos="6804"/>
         </w:tabs>
-        <w:spacing w:after="0" w:line="240" w:lineRule="auto"/>
+        <w:spacing w:after="0" w:line="240" w:lineRule="auto" w:before="0"/>
+        <w:ind w:firstLine="0"/>
         <w:rPr>
           <w:rFonts w:ascii="Times New Roman" w:hAnsi="Times New Roman"/>
           <w:sz w:val="28"/>
@@ -1472,7 +1500,8 @@
           <w:tab w:val="left" w:pos="3544"/>
           <w:tab w:val="right" w:pos="6804"/>
         </w:tabs>
-        <w:spacing w:after="0" w:line="240" w:lineRule="auto"/>
+        <w:spacing w:after="0" w:line="240" w:lineRule="auto" w:before="0"/>
+        <w:ind w:firstLine="0"/>
         <w:rPr>
           <w:rFonts w:ascii="Times New Roman" w:hAnsi="Times New Roman"/>
           <w:sz w:val="28"/>
@@ -1549,7 +1578,8 @@
         <w:tabs>
           <w:tab w:val="right" w:pos="6804"/>
         </w:tabs>
-        <w:spacing w:after="0" w:line="240" w:lineRule="auto"/>
+        <w:spacing w:after="0" w:line="240" w:lineRule="auto" w:before="0"/>
+        <w:ind w:firstLine="0"/>
         <w:rPr>
           <w:rFonts w:ascii="Times New Roman" w:hAnsi="Times New Roman"/>
           <w:i/>
@@ -1615,8 +1645,8 @@
           <w:tab w:val="left" w:pos="3544"/>
           <w:tab w:val="right" w:pos="6804"/>
         </w:tabs>
-        <w:spacing w:after="0" w:line="240" w:lineRule="auto"/>
-        <w:ind w:left="709"/>
+        <w:spacing w:after="0" w:line="240" w:lineRule="auto" w:before="0"/>
+        <w:ind w:left="709" w:firstLine="0"/>
         <w:rPr>
           <w:rFonts w:ascii="Times New Roman" w:hAnsi="Times New Roman"/>
           <w:sz w:val="28"/>
@@ -1711,8 +1741,8 @@
           <w:tab w:val="left" w:pos="3544"/>
           <w:tab w:val="right" w:pos="6804"/>
         </w:tabs>
-        <w:spacing w:after="0" w:line="240" w:lineRule="auto"/>
-        <w:ind w:left="709"/>
+        <w:spacing w:after="0" w:line="240" w:lineRule="auto" w:before="0"/>
+        <w:ind w:left="709" w:firstLine="0"/>
         <w:rPr>
           <w:rFonts w:ascii="Times New Roman" w:hAnsi="Times New Roman"/>
           <w:sz w:val="28"/>
@@ -1791,8 +1821,8 @@
           <w:tab w:val="left" w:pos="3544"/>
           <w:tab w:val="right" w:pos="6804"/>
         </w:tabs>
-        <w:spacing w:after="0" w:line="240" w:lineRule="auto"/>
-        <w:ind w:left="709"/>
+        <w:spacing w:after="0" w:line="240" w:lineRule="auto" w:before="0"/>
+        <w:ind w:left="709" w:firstLine="0"/>
         <w:rPr>
           <w:rFonts w:ascii="Times New Roman" w:hAnsi="Times New Roman"/>
           <w:sz w:val="28"/>
@@ -1855,8 +1885,8 @@
           <w:tab w:val="left" w:pos="3544"/>
           <w:tab w:val="right" w:pos="6804"/>
         </w:tabs>
-        <w:spacing w:after="0" w:line="240" w:lineRule="auto"/>
-        <w:ind w:left="709"/>
+        <w:spacing w:after="0" w:line="240" w:lineRule="auto" w:before="0"/>
+        <w:ind w:left="709" w:firstLine="0"/>
         <w:rPr>
           <w:rFonts w:ascii="Times New Roman" w:hAnsi="Times New Roman"/>
           <w:sz w:val="28"/>
@@ -1941,7 +1971,8 @@
         <w:tabs>
           <w:tab w:val="right" w:pos="6804"/>
         </w:tabs>
-        <w:spacing w:after="0" w:line="240" w:lineRule="auto"/>
+        <w:spacing w:after="0" w:line="240" w:lineRule="auto" w:before="0"/>
+        <w:ind w:firstLine="0"/>
         <w:rPr>
           <w:rFonts w:ascii="Times New Roman" w:hAnsi="Times New Roman"/>
           <w:sz w:val="28"/>
@@ -1959,7 +1990,8 @@
     </w:p>
     <w:p>
       <w:pPr>
-        <w:spacing w:after="0" w:line="240" w:lineRule="auto"/>
+        <w:spacing w:after="0" w:line="240" w:lineRule="auto" w:before="0"/>
+        <w:ind w:firstLine="0"/>
         <w:rPr>
           <w:rFonts w:ascii="Times New Roman" w:hAnsi="Times New Roman"/>
           <w:b/>
@@ -1991,7 +2023,8 @@
     </w:p>
     <w:p>
       <w:pPr>
-        <w:spacing w:after="0" w:line="240" w:lineRule="auto"/>
+        <w:spacing w:after="0" w:line="240" w:lineRule="auto" w:before="0"/>
+        <w:ind w:firstLine="0"/>
         <w:rPr>
           <w:rFonts w:ascii="Times New Roman" w:hAnsi="Times New Roman"/>
           <w:sz w:val="28"/>
@@ -2042,6 +2075,23 @@
       <w:tblPr>
         <w:tblW w:w="9209" w:type="dxa"/>
         <w:tblLook w:val="04A0" w:firstRow="1" w:lastRow="0" w:firstColumn="1" w:lastColumn="0" w:noHBand="0" w:noVBand="1"/>
+        <w:jc w:val="center"/>
+        <w:tblBorders>
+          <w:top w:val="single" w:sz="4" w:space="0" w:color="000000"/>
+          <w:left w:val="single" w:sz="4" w:space="0" w:color="000000"/>
+          <w:bottom w:val="single" w:sz="4" w:space="0" w:color="000000"/>
+          <w:right w:val="single" w:sz="4" w:space="0" w:color="000000"/>
+          <w:insideH w:val="single" w:sz="4" w:space="0" w:color="000000"/>
+          <w:insideV w:val="single" w:sz="4" w:space="0" w:color="000000"/>
+        </w:tblBorders>
+        <w:tblBorders>
+          <w:top w:val="single" w:sz="4" w:space="0" w:color="000000"/>
+          <w:left w:val="single" w:sz="4" w:space="0" w:color="000000"/>
+          <w:bottom w:val="single" w:sz="4" w:space="0" w:color="000000"/>
+          <w:right w:val="single" w:sz="4" w:space="0" w:color="000000"/>
+          <w:insideH w:val="single" w:sz="4" w:space="0" w:color="000000"/>
+          <w:insideV w:val="single" w:sz="4" w:space="0" w:color="000000"/>
+        </w:tblBorders>
       </w:tblPr>
       <w:tblGrid>
         <w:gridCol w:w="2213"/>
@@ -2057,7 +2107,7 @@
         </w:trPr>
         <w:tc>
           <w:tcPr>
-            <w:tcW w:w="2213" w:type="dxa"/>
+            <w:tcW w:w="3685" w:type="dxa"/>
             <w:tcBorders>
               <w:top w:val="single" w:sz="4" w:space="0" w:color="auto"/>
               <w:left w:val="single" w:sz="4" w:space="0" w:color="auto"/>
@@ -2070,7 +2120,8 @@
           </w:tcPr>
           <w:p>
             <w:pPr>
-              <w:spacing w:after="0" w:line="240" w:lineRule="auto"/>
+              <w:spacing w:after="0" w:line="240" w:lineRule="auto" w:before="0"/>
+              <w:ind w:firstLine="0"/>
               <w:jc w:val="center"/>
               <w:rPr>
                 <w:rFonts w:ascii="Times New Roman" w:hAnsi="Times New Roman"/>
@@ -2098,7 +2149,7 @@
         </w:tc>
         <w:tc>
           <w:tcPr>
-            <w:tcW w:w="1896" w:type="dxa"/>
+            <w:tcW w:w="1417" w:type="dxa"/>
             <w:tcBorders>
               <w:top w:val="single" w:sz="4" w:space="0" w:color="auto"/>
               <w:left w:val="nil"/>
@@ -2111,7 +2162,8 @@
           </w:tcPr>
           <w:p>
             <w:pPr>
-              <w:spacing w:after="0" w:line="240" w:lineRule="auto"/>
+              <w:spacing w:after="0" w:line="240" w:lineRule="auto" w:before="0"/>
+              <w:ind w:firstLine="0"/>
               <w:jc w:val="center"/>
               <w:rPr>
                 <w:rFonts w:ascii="Times New Roman" w:hAnsi="Times New Roman"/>
@@ -2139,7 +2191,7 @@
         </w:tc>
         <w:tc>
           <w:tcPr>
-            <w:tcW w:w="1616" w:type="dxa"/>
+            <w:tcW w:w="1417" w:type="dxa"/>
             <w:tcBorders>
               <w:top w:val="single" w:sz="4" w:space="0" w:color="auto"/>
               <w:left w:val="nil"/>
@@ -2152,7 +2204,8 @@
           </w:tcPr>
           <w:p>
             <w:pPr>
-              <w:spacing w:after="0" w:line="240" w:lineRule="auto"/>
+              <w:spacing w:after="0" w:line="240" w:lineRule="auto" w:before="0"/>
+              <w:ind w:firstLine="0"/>
               <w:jc w:val="center"/>
               <w:rPr>
                 <w:rFonts w:ascii="Times New Roman" w:hAnsi="Times New Roman"/>
@@ -2180,7 +2233,7 @@
         </w:tc>
         <w:tc>
           <w:tcPr>
-            <w:tcW w:w="1761" w:type="dxa"/>
+            <w:tcW w:w="1417" w:type="dxa"/>
             <w:tcBorders>
               <w:top w:val="single" w:sz="4" w:space="0" w:color="auto"/>
               <w:left w:val="nil"/>
@@ -2193,7 +2246,8 @@
           </w:tcPr>
           <w:p>
             <w:pPr>
-              <w:spacing w:after="0" w:line="240" w:lineRule="auto"/>
+              <w:spacing w:after="0" w:line="240" w:lineRule="auto" w:before="0"/>
+              <w:ind w:firstLine="0"/>
               <w:jc w:val="center"/>
               <w:rPr>
                 <w:rFonts w:ascii="Times New Roman" w:hAnsi="Times New Roman"/>
@@ -2221,7 +2275,7 @@
         </w:tc>
         <w:tc>
           <w:tcPr>
-            <w:tcW w:w="1723" w:type="dxa"/>
+            <w:tcW w:w="1417" w:type="dxa"/>
             <w:tcBorders>
               <w:top w:val="single" w:sz="4" w:space="0" w:color="auto"/>
               <w:left w:val="nil"/>
@@ -2234,7 +2288,8 @@
           </w:tcPr>
           <w:p>
             <w:pPr>
-              <w:spacing w:after="0" w:line="240" w:lineRule="auto"/>
+              <w:spacing w:after="0" w:line="240" w:lineRule="auto" w:before="0"/>
+              <w:ind w:firstLine="0"/>
               <w:jc w:val="center"/>
               <w:rPr>
                 <w:rFonts w:ascii="Times New Roman" w:hAnsi="Times New Roman"/>
@@ -2261,7 +2316,8 @@
           </w:p>
           <w:p>
             <w:pPr>
-              <w:spacing w:after="0" w:line="240" w:lineRule="auto"/>
+              <w:spacing w:after="0" w:line="240" w:lineRule="auto" w:before="0"/>
+              <w:ind w:firstLine="0"/>
               <w:jc w:val="center"/>
               <w:rPr>
                 <w:rFonts w:ascii="Times New Roman" w:hAnsi="Times New Roman"/>
@@ -2291,7 +2347,7 @@
         </w:trPr>
         <w:tc>
           <w:tcPr>
-            <w:tcW w:w="2213" w:type="dxa"/>
+            <w:tcW w:w="3685" w:type="dxa"/>
             <w:tcBorders>
               <w:top w:val="nil"/>
               <w:left w:val="single" w:sz="4" w:space="0" w:color="auto"/>
@@ -2302,7 +2358,8 @@
           </w:tcPr>
           <w:p>
             <w:pPr>
-              <w:spacing w:after="0" w:line="240" w:lineRule="auto"/>
+              <w:spacing w:after="0" w:line="240" w:lineRule="auto" w:before="0"/>
+              <w:ind w:firstLine="0"/>
               <w:rPr>
                 <w:rFonts w:ascii="Times New Roman" w:hAnsi="Times New Roman"/>
                 <w:color w:val="000000"/>
@@ -2319,7 +2376,7 @@
         </w:tc>
         <w:tc>
           <w:tcPr>
-            <w:tcW w:w="1896" w:type="dxa"/>
+            <w:tcW w:w="1417" w:type="dxa"/>
             <w:tcBorders>
               <w:top w:val="nil"/>
               <w:left w:val="nil"/>
@@ -2329,7 +2386,8 @@
           </w:tcPr>
           <w:p>
             <w:pPr>
-              <w:spacing w:after="0" w:line="240" w:lineRule="auto"/>
+              <w:spacing w:after="0" w:line="240" w:lineRule="auto" w:before="0"/>
+              <w:ind w:firstLine="0"/>
               <w:jc w:val="right"/>
               <w:rPr>
                 <w:rFonts w:ascii="Times New Roman" w:hAnsi="Times New Roman"/>
@@ -2349,7 +2407,7 @@
         </w:tc>
         <w:tc>
           <w:tcPr>
-            <w:tcW w:w="1616" w:type="dxa"/>
+            <w:tcW w:w="1417" w:type="dxa"/>
             <w:tcBorders>
               <w:top w:val="nil"/>
               <w:left w:val="nil"/>
@@ -2359,7 +2417,8 @@
           </w:tcPr>
           <w:p>
             <w:pPr>
-              <w:spacing w:after="0" w:line="240" w:lineRule="auto"/>
+              <w:spacing w:after="0" w:line="240" w:lineRule="auto" w:before="0"/>
+              <w:ind w:firstLine="0"/>
               <w:jc w:val="right"/>
               <w:rPr>
                 <w:rFonts w:ascii="Times New Roman" w:hAnsi="Times New Roman"/>
@@ -2379,7 +2438,7 @@
         </w:tc>
         <w:tc>
           <w:tcPr>
-            <w:tcW w:w="1761" w:type="dxa"/>
+            <w:tcW w:w="1417" w:type="dxa"/>
             <w:tcBorders>
               <w:top w:val="nil"/>
               <w:left w:val="nil"/>
@@ -2389,7 +2448,8 @@
           </w:tcPr>
           <w:p>
             <w:pPr>
-              <w:spacing w:after="0" w:line="240" w:lineRule="auto"/>
+              <w:spacing w:after="0" w:line="240" w:lineRule="auto" w:before="0"/>
+              <w:ind w:firstLine="0"/>
               <w:jc w:val="right"/>
               <w:rPr>
                 <w:rFonts w:ascii="Times New Roman" w:hAnsi="Times New Roman"/>
@@ -2409,7 +2469,7 @@
         </w:tc>
         <w:tc>
           <w:tcPr>
-            <w:tcW w:w="1723" w:type="dxa"/>
+            <w:tcW w:w="1417" w:type="dxa"/>
             <w:tcBorders>
               <w:top w:val="nil"/>
               <w:left w:val="nil"/>
@@ -2420,7 +2480,8 @@
           </w:tcPr>
           <w:p>
             <w:pPr>
-              <w:spacing w:after="0" w:line="240" w:lineRule="auto"/>
+              <w:spacing w:after="0" w:line="240" w:lineRule="auto" w:before="0"/>
+              <w:ind w:firstLine="0"/>
               <w:jc w:val="right"/>
               <w:rPr>
                 <w:rFonts w:ascii="Times New Roman" w:hAnsi="Times New Roman"/>
@@ -2445,7 +2506,7 @@
         </w:trPr>
         <w:tc>
           <w:tcPr>
-            <w:tcW w:w="2213" w:type="dxa"/>
+            <w:tcW w:w="3685" w:type="dxa"/>
             <w:tcBorders>
               <w:top w:val="nil"/>
               <w:left w:val="single" w:sz="4" w:space="0" w:color="auto"/>
@@ -2456,7 +2517,8 @@
           </w:tcPr>
           <w:p>
             <w:pPr>
-              <w:spacing w:after="0" w:line="240" w:lineRule="auto"/>
+              <w:spacing w:after="0" w:line="240" w:lineRule="auto" w:before="0"/>
+              <w:ind w:firstLine="0"/>
               <w:rPr>
                 <w:rFonts w:ascii="Times New Roman" w:hAnsi="Times New Roman"/>
                 <w:color w:val="000000"/>
@@ -2473,7 +2535,7 @@
         </w:tc>
         <w:tc>
           <w:tcPr>
-            <w:tcW w:w="1896" w:type="dxa"/>
+            <w:tcW w:w="1417" w:type="dxa"/>
             <w:tcBorders>
               <w:top w:val="nil"/>
               <w:left w:val="nil"/>
@@ -2483,7 +2545,8 @@
           </w:tcPr>
           <w:p>
             <w:pPr>
-              <w:spacing w:after="0" w:line="240" w:lineRule="auto"/>
+              <w:spacing w:after="0" w:line="240" w:lineRule="auto" w:before="0"/>
+              <w:ind w:firstLine="0"/>
               <w:jc w:val="right"/>
               <w:rPr>
                 <w:rFonts w:ascii="Times New Roman" w:hAnsi="Times New Roman"/>
@@ -2503,7 +2566,7 @@
         </w:tc>
         <w:tc>
           <w:tcPr>
-            <w:tcW w:w="1616" w:type="dxa"/>
+            <w:tcW w:w="1417" w:type="dxa"/>
             <w:tcBorders>
               <w:top w:val="nil"/>
               <w:left w:val="nil"/>
@@ -2513,7 +2576,8 @@
           </w:tcPr>
           <w:p>
             <w:pPr>
-              <w:spacing w:after="0" w:line="240" w:lineRule="auto"/>
+              <w:spacing w:after="0" w:line="240" w:lineRule="auto" w:before="0"/>
+              <w:ind w:firstLine="0"/>
               <w:jc w:val="right"/>
               <w:rPr>
                 <w:rFonts w:ascii="Times New Roman" w:hAnsi="Times New Roman"/>
@@ -2533,7 +2597,7 @@
         </w:tc>
         <w:tc>
           <w:tcPr>
-            <w:tcW w:w="1761" w:type="dxa"/>
+            <w:tcW w:w="1417" w:type="dxa"/>
             <w:tcBorders>
               <w:top w:val="nil"/>
               <w:left w:val="nil"/>
@@ -2543,7 +2607,8 @@
           </w:tcPr>
           <w:p>
             <w:pPr>
-              <w:spacing w:after="0" w:line="240" w:lineRule="auto"/>
+              <w:spacing w:after="0" w:line="240" w:lineRule="auto" w:before="0"/>
+              <w:ind w:firstLine="0"/>
               <w:jc w:val="right"/>
               <w:rPr>
                 <w:rFonts w:ascii="Times New Roman" w:hAnsi="Times New Roman"/>
@@ -2563,7 +2628,7 @@
         </w:tc>
         <w:tc>
           <w:tcPr>
-            <w:tcW w:w="1723" w:type="dxa"/>
+            <w:tcW w:w="1417" w:type="dxa"/>
             <w:tcBorders>
               <w:top w:val="nil"/>
               <w:left w:val="nil"/>
@@ -2574,7 +2639,8 @@
           </w:tcPr>
           <w:p>
             <w:pPr>
-              <w:spacing w:after="0" w:line="240" w:lineRule="auto"/>
+              <w:spacing w:after="0" w:line="240" w:lineRule="auto" w:before="0"/>
+              <w:ind w:firstLine="0"/>
               <w:jc w:val="right"/>
               <w:rPr>
                 <w:rFonts w:ascii="Times New Roman" w:hAnsi="Times New Roman"/>
@@ -2599,7 +2665,7 @@
         </w:trPr>
         <w:tc>
           <w:tcPr>
-            <w:tcW w:w="2213" w:type="dxa"/>
+            <w:tcW w:w="3685" w:type="dxa"/>
             <w:tcBorders>
               <w:top w:val="nil"/>
               <w:left w:val="single" w:sz="4" w:space="0" w:color="auto"/>
@@ -2610,7 +2676,8 @@
           </w:tcPr>
           <w:p>
             <w:pPr>
-              <w:spacing w:after="0" w:line="240" w:lineRule="auto"/>
+              <w:spacing w:after="0" w:line="240" w:lineRule="auto" w:before="0"/>
+              <w:ind w:firstLine="0"/>
               <w:rPr>
                 <w:rFonts w:ascii="Times New Roman" w:hAnsi="Times New Roman"/>
                 <w:color w:val="000000"/>
@@ -2628,7 +2695,7 @@
         </w:tc>
         <w:tc>
           <w:tcPr>
-            <w:tcW w:w="1896" w:type="dxa"/>
+            <w:tcW w:w="1417" w:type="dxa"/>
             <w:tcBorders>
               <w:top w:val="nil"/>
               <w:left w:val="nil"/>
@@ -2638,7 +2705,8 @@
           </w:tcPr>
           <w:p>
             <w:pPr>
-              <w:spacing w:after="0" w:line="240" w:lineRule="auto"/>
+              <w:spacing w:after="0" w:line="240" w:lineRule="auto" w:before="0"/>
+              <w:ind w:firstLine="0"/>
               <w:jc w:val="right"/>
               <w:rPr>
                 <w:rFonts w:ascii="Times New Roman" w:hAnsi="Times New Roman"/>
@@ -2658,7 +2726,7 @@
         </w:tc>
         <w:tc>
           <w:tcPr>
-            <w:tcW w:w="1616" w:type="dxa"/>
+            <w:tcW w:w="1417" w:type="dxa"/>
             <w:tcBorders>
               <w:top w:val="nil"/>
               <w:left w:val="nil"/>
@@ -2668,7 +2736,8 @@
           </w:tcPr>
           <w:p>
             <w:pPr>
-              <w:spacing w:after="0" w:line="240" w:lineRule="auto"/>
+              <w:spacing w:after="0" w:line="240" w:lineRule="auto" w:before="0"/>
+              <w:ind w:firstLine="0"/>
               <w:jc w:val="right"/>
               <w:rPr>
                 <w:rFonts w:ascii="Times New Roman" w:hAnsi="Times New Roman"/>
@@ -2688,7 +2757,7 @@
         </w:tc>
         <w:tc>
           <w:tcPr>
-            <w:tcW w:w="1761" w:type="dxa"/>
+            <w:tcW w:w="1417" w:type="dxa"/>
             <w:tcBorders>
               <w:top w:val="nil"/>
               <w:left w:val="nil"/>
@@ -2698,7 +2767,8 @@
           </w:tcPr>
           <w:p>
             <w:pPr>
-              <w:spacing w:after="0" w:line="240" w:lineRule="auto"/>
+              <w:spacing w:after="0" w:line="240" w:lineRule="auto" w:before="0"/>
+              <w:ind w:firstLine="0"/>
               <w:jc w:val="right"/>
               <w:rPr>
                 <w:rFonts w:ascii="Times New Roman" w:hAnsi="Times New Roman"/>
@@ -2718,7 +2788,7 @@
         </w:tc>
         <w:tc>
           <w:tcPr>
-            <w:tcW w:w="1723" w:type="dxa"/>
+            <w:tcW w:w="1417" w:type="dxa"/>
             <w:tcBorders>
               <w:top w:val="nil"/>
               <w:left w:val="nil"/>
@@ -2728,7 +2798,8 @@
           </w:tcPr>
           <w:p>
             <w:pPr>
-              <w:spacing w:after="0" w:line="240" w:lineRule="auto"/>
+              <w:spacing w:after="0" w:line="240" w:lineRule="auto" w:before="0"/>
+              <w:ind w:firstLine="0"/>
               <w:jc w:val="right"/>
               <w:rPr>
                 <w:rFonts w:ascii="Times New Roman" w:hAnsi="Times New Roman"/>
@@ -2753,7 +2824,7 @@
         </w:trPr>
         <w:tc>
           <w:tcPr>
-            <w:tcW w:w="2213" w:type="dxa"/>
+            <w:tcW w:w="3685" w:type="dxa"/>
             <w:tcBorders>
               <w:top w:val="nil"/>
               <w:left w:val="single" w:sz="4" w:space="0" w:color="auto"/>
@@ -2764,7 +2835,8 @@
           </w:tcPr>
           <w:p>
             <w:pPr>
-              <w:spacing w:after="0" w:line="240" w:lineRule="auto"/>
+              <w:spacing w:after="0" w:line="240" w:lineRule="auto" w:before="0"/>
+              <w:ind w:firstLine="0"/>
               <w:rPr>
                 <w:rFonts w:ascii="Times New Roman" w:hAnsi="Times New Roman"/>
                 <w:color w:val="000000"/>
@@ -2787,7 +2859,7 @@
         </w:tc>
         <w:tc>
           <w:tcPr>
-            <w:tcW w:w="1896" w:type="dxa"/>
+            <w:tcW w:w="1417" w:type="dxa"/>
             <w:tcBorders>
               <w:top w:val="nil"/>
               <w:left w:val="nil"/>
@@ -2797,7 +2869,8 @@
           </w:tcPr>
           <w:p>
             <w:pPr>
-              <w:spacing w:after="0" w:line="240" w:lineRule="auto"/>
+              <w:spacing w:after="0" w:line="240" w:lineRule="auto" w:before="0"/>
+              <w:ind w:firstLine="0"/>
               <w:jc w:val="right"/>
               <w:rPr>
                 <w:rFonts w:ascii="Times New Roman" w:hAnsi="Times New Roman"/>
@@ -2817,7 +2890,7 @@
         </w:tc>
         <w:tc>
           <w:tcPr>
-            <w:tcW w:w="1616" w:type="dxa"/>
+            <w:tcW w:w="1417" w:type="dxa"/>
             <w:tcBorders>
               <w:top w:val="nil"/>
               <w:left w:val="nil"/>
@@ -2827,7 +2900,8 @@
           </w:tcPr>
           <w:p>
             <w:pPr>
-              <w:spacing w:after="0" w:line="240" w:lineRule="auto"/>
+              <w:spacing w:after="0" w:line="240" w:lineRule="auto" w:before="0"/>
+              <w:ind w:firstLine="0"/>
               <w:jc w:val="right"/>
               <w:rPr>
                 <w:rFonts w:ascii="Times New Roman" w:hAnsi="Times New Roman"/>
@@ -2847,7 +2921,7 @@
         </w:tc>
         <w:tc>
           <w:tcPr>
-            <w:tcW w:w="1761" w:type="dxa"/>
+            <w:tcW w:w="1417" w:type="dxa"/>
             <w:tcBorders>
               <w:top w:val="nil"/>
               <w:left w:val="nil"/>
@@ -2857,7 +2931,8 @@
           </w:tcPr>
           <w:p>
             <w:pPr>
-              <w:spacing w:after="0" w:line="240" w:lineRule="auto"/>
+              <w:spacing w:after="0" w:line="240" w:lineRule="auto" w:before="0"/>
+              <w:ind w:firstLine="0"/>
               <w:jc w:val="right"/>
               <w:rPr>
                 <w:rFonts w:ascii="Times New Roman" w:hAnsi="Times New Roman"/>
@@ -2877,7 +2952,7 @@
         </w:tc>
         <w:tc>
           <w:tcPr>
-            <w:tcW w:w="1723" w:type="dxa"/>
+            <w:tcW w:w="1417" w:type="dxa"/>
             <w:tcBorders>
               <w:top w:val="nil"/>
               <w:left w:val="nil"/>
@@ -2887,7 +2962,8 @@
           </w:tcPr>
           <w:p>
             <w:pPr>
-              <w:spacing w:after="0" w:line="240" w:lineRule="auto"/>
+              <w:spacing w:after="0" w:line="240" w:lineRule="auto" w:before="0"/>
+              <w:ind w:firstLine="0"/>
               <w:jc w:val="right"/>
               <w:rPr>
                 <w:rFonts w:ascii="Times New Roman" w:hAnsi="Times New Roman"/>
@@ -2912,7 +2988,7 @@
         </w:trPr>
         <w:tc>
           <w:tcPr>
-            <w:tcW w:w="2213" w:type="dxa"/>
+            <w:tcW w:w="3685" w:type="dxa"/>
             <w:tcBorders>
               <w:top w:val="nil"/>
               <w:left w:val="single" w:sz="4" w:space="0" w:color="auto"/>
@@ -2924,7 +3000,8 @@
           </w:tcPr>
           <w:p>
             <w:pPr>
-              <w:spacing w:after="0" w:line="240" w:lineRule="auto"/>
+              <w:spacing w:after="0" w:line="240" w:lineRule="auto" w:before="0"/>
+              <w:ind w:firstLine="0"/>
               <w:rPr>
                 <w:rFonts w:ascii="Times New Roman" w:hAnsi="Times New Roman"/>
                 <w:color w:val="000000"/>
@@ -2947,7 +3024,7 @@
         </w:tc>
         <w:tc>
           <w:tcPr>
-            <w:tcW w:w="1896" w:type="dxa"/>
+            <w:tcW w:w="1417" w:type="dxa"/>
             <w:tcBorders>
               <w:top w:val="nil"/>
               <w:left w:val="nil"/>
@@ -2957,7 +3034,8 @@
           </w:tcPr>
           <w:p>
             <w:pPr>
-              <w:spacing w:after="0" w:line="240" w:lineRule="auto"/>
+              <w:spacing w:after="0" w:line="240" w:lineRule="auto" w:before="0"/>
+              <w:ind w:firstLine="0"/>
               <w:jc w:val="right"/>
               <w:rPr>
                 <w:rFonts w:ascii="Times New Roman" w:hAnsi="Times New Roman"/>
@@ -2977,7 +3055,7 @@
         </w:tc>
         <w:tc>
           <w:tcPr>
-            <w:tcW w:w="1616" w:type="dxa"/>
+            <w:tcW w:w="1417" w:type="dxa"/>
             <w:tcBorders>
               <w:top w:val="nil"/>
               <w:left w:val="nil"/>
@@ -2987,7 +3065,8 @@
           </w:tcPr>
           <w:p>
             <w:pPr>
-              <w:spacing w:after="0" w:line="240" w:lineRule="auto"/>
+              <w:spacing w:after="0" w:line="240" w:lineRule="auto" w:before="0"/>
+              <w:ind w:firstLine="0"/>
               <w:jc w:val="right"/>
               <w:rPr>
                 <w:rFonts w:ascii="Times New Roman" w:hAnsi="Times New Roman"/>
@@ -3007,7 +3086,7 @@
         </w:tc>
         <w:tc>
           <w:tcPr>
-            <w:tcW w:w="1761" w:type="dxa"/>
+            <w:tcW w:w="1417" w:type="dxa"/>
             <w:tcBorders>
               <w:top w:val="nil"/>
               <w:left w:val="nil"/>
@@ -3017,7 +3096,8 @@
           </w:tcPr>
           <w:p>
             <w:pPr>
-              <w:spacing w:after="0" w:line="240" w:lineRule="auto"/>
+              <w:spacing w:after="0" w:line="240" w:lineRule="auto" w:before="0"/>
+              <w:ind w:firstLine="0"/>
               <w:jc w:val="right"/>
               <w:rPr>
                 <w:rFonts w:ascii="Times New Roman" w:hAnsi="Times New Roman"/>
@@ -3037,7 +3117,7 @@
         </w:tc>
         <w:tc>
           <w:tcPr>
-            <w:tcW w:w="1723" w:type="dxa"/>
+            <w:tcW w:w="1417" w:type="dxa"/>
             <w:tcBorders>
               <w:top w:val="nil"/>
               <w:left w:val="nil"/>
@@ -3047,7 +3127,8 @@
           </w:tcPr>
           <w:p>
             <w:pPr>
-              <w:spacing w:after="0" w:line="240" w:lineRule="auto"/>
+              <w:spacing w:after="0" w:line="240" w:lineRule="auto" w:before="0"/>
+              <w:ind w:firstLine="0"/>
               <w:jc w:val="right"/>
               <w:rPr>
                 <w:rFonts w:ascii="Times New Roman" w:hAnsi="Times New Roman"/>
@@ -3072,7 +3153,7 @@
         </w:trPr>
         <w:tc>
           <w:tcPr>
-            <w:tcW w:w="2213" w:type="dxa"/>
+            <w:tcW w:w="3685" w:type="dxa"/>
             <w:tcBorders>
               <w:top w:val="nil"/>
               <w:left w:val="single" w:sz="4" w:space="0" w:color="auto"/>
@@ -3083,7 +3164,8 @@
           </w:tcPr>
           <w:p>
             <w:pPr>
-              <w:spacing w:after="0" w:line="240" w:lineRule="auto"/>
+              <w:spacing w:after="0" w:line="240" w:lineRule="auto" w:before="0"/>
+              <w:ind w:firstLine="0"/>
               <w:jc w:val="both"/>
               <w:rPr>
                 <w:rFonts w:ascii="Times New Roman" w:hAnsi="Times New Roman"/>
@@ -3107,7 +3189,7 @@
         </w:tc>
         <w:tc>
           <w:tcPr>
-            <w:tcW w:w="1896" w:type="dxa"/>
+            <w:tcW w:w="1417" w:type="dxa"/>
             <w:tcBorders>
               <w:top w:val="nil"/>
               <w:left w:val="nil"/>
@@ -3117,7 +3199,8 @@
           </w:tcPr>
           <w:p>
             <w:pPr>
-              <w:spacing w:after="0" w:line="240" w:lineRule="auto"/>
+              <w:spacing w:after="0" w:line="240" w:lineRule="auto" w:before="0"/>
+              <w:ind w:firstLine="0"/>
               <w:jc w:val="right"/>
               <w:rPr>
                 <w:rFonts w:ascii="Times New Roman" w:hAnsi="Times New Roman"/>
@@ -3137,7 +3220,7 @@
         </w:tc>
         <w:tc>
           <w:tcPr>
-            <w:tcW w:w="1616" w:type="dxa"/>
+            <w:tcW w:w="1417" w:type="dxa"/>
             <w:tcBorders>
               <w:top w:val="nil"/>
               <w:left w:val="nil"/>
@@ -3147,7 +3230,8 @@
           </w:tcPr>
           <w:p>
             <w:pPr>
-              <w:spacing w:after="0" w:line="240" w:lineRule="auto"/>
+              <w:spacing w:after="0" w:line="240" w:lineRule="auto" w:before="0"/>
+              <w:ind w:firstLine="0"/>
               <w:jc w:val="right"/>
               <w:rPr>
                 <w:rFonts w:ascii="Times New Roman" w:hAnsi="Times New Roman"/>
@@ -3167,7 +3251,7 @@
         </w:tc>
         <w:tc>
           <w:tcPr>
-            <w:tcW w:w="1761" w:type="dxa"/>
+            <w:tcW w:w="1417" w:type="dxa"/>
             <w:tcBorders>
               <w:top w:val="nil"/>
               <w:left w:val="nil"/>
@@ -3177,7 +3261,8 @@
           </w:tcPr>
           <w:p>
             <w:pPr>
-              <w:spacing w:after="0" w:line="240" w:lineRule="auto"/>
+              <w:spacing w:after="0" w:line="240" w:lineRule="auto" w:before="0"/>
+              <w:ind w:firstLine="0"/>
               <w:jc w:val="right"/>
               <w:rPr>
                 <w:rFonts w:ascii="Times New Roman" w:hAnsi="Times New Roman"/>
@@ -3197,7 +3282,7 @@
         </w:tc>
         <w:tc>
           <w:tcPr>
-            <w:tcW w:w="1723" w:type="dxa"/>
+            <w:tcW w:w="1417" w:type="dxa"/>
             <w:tcBorders>
               <w:top w:val="nil"/>
               <w:left w:val="nil"/>
@@ -3207,7 +3292,8 @@
           </w:tcPr>
           <w:p>
             <w:pPr>
-              <w:spacing w:after="0" w:line="240" w:lineRule="auto"/>
+              <w:spacing w:after="0" w:line="240" w:lineRule="auto" w:before="0"/>
+              <w:ind w:firstLine="0"/>
               <w:jc w:val="right"/>
               <w:rPr>
                 <w:rFonts w:ascii="Times New Roman" w:hAnsi="Times New Roman"/>
@@ -3232,7 +3318,7 @@
         </w:trPr>
         <w:tc>
           <w:tcPr>
-            <w:tcW w:w="2213" w:type="dxa"/>
+            <w:tcW w:w="3685" w:type="dxa"/>
             <w:tcBorders>
               <w:top w:val="nil"/>
               <w:left w:val="single" w:sz="4" w:space="0" w:color="auto"/>
@@ -3244,7 +3330,8 @@
           </w:tcPr>
           <w:p>
             <w:pPr>
-              <w:spacing w:after="0" w:line="240" w:lineRule="auto"/>
+              <w:spacing w:after="0" w:line="240" w:lineRule="auto" w:before="0"/>
+              <w:ind w:firstLine="0"/>
               <w:jc w:val="both"/>
               <w:rPr>
                 <w:rFonts w:ascii="Times New Roman" w:hAnsi="Times New Roman"/>
@@ -3264,7 +3351,7 @@
         </w:tc>
         <w:tc>
           <w:tcPr>
-            <w:tcW w:w="1896" w:type="dxa"/>
+            <w:tcW w:w="1417" w:type="dxa"/>
             <w:tcBorders>
               <w:top w:val="nil"/>
               <w:left w:val="nil"/>
@@ -3274,7 +3361,8 @@
           </w:tcPr>
           <w:p>
             <w:pPr>
-              <w:spacing w:after="0" w:line="240" w:lineRule="auto"/>
+              <w:spacing w:after="0" w:line="240" w:lineRule="auto" w:before="0"/>
+              <w:ind w:firstLine="0"/>
               <w:jc w:val="right"/>
               <w:rPr>
                 <w:rFonts w:ascii="Times New Roman" w:hAnsi="Times New Roman"/>
@@ -3294,7 +3382,7 @@
         </w:tc>
         <w:tc>
           <w:tcPr>
-            <w:tcW w:w="1616" w:type="dxa"/>
+            <w:tcW w:w="1417" w:type="dxa"/>
             <w:tcBorders>
               <w:top w:val="nil"/>
               <w:left w:val="nil"/>
@@ -3305,7 +3393,8 @@
           </w:tcPr>
           <w:p>
             <w:pPr>
-              <w:spacing w:after="0" w:line="240" w:lineRule="auto"/>
+              <w:spacing w:after="0" w:line="240" w:lineRule="auto" w:before="0"/>
+              <w:ind w:firstLine="0"/>
               <w:jc w:val="right"/>
               <w:rPr>
                 <w:rFonts w:ascii="Times New Roman" w:hAnsi="Times New Roman"/>
@@ -3325,7 +3414,7 @@
         </w:tc>
         <w:tc>
           <w:tcPr>
-            <w:tcW w:w="1761" w:type="dxa"/>
+            <w:tcW w:w="1417" w:type="dxa"/>
             <w:tcBorders>
               <w:top w:val="nil"/>
               <w:left w:val="nil"/>
@@ -3336,7 +3425,8 @@
           </w:tcPr>
           <w:p>
             <w:pPr>
-              <w:spacing w:after="0" w:line="240" w:lineRule="auto"/>
+              <w:spacing w:after="0" w:line="240" w:lineRule="auto" w:before="0"/>
+              <w:ind w:firstLine="0"/>
               <w:jc w:val="right"/>
               <w:rPr>
                 <w:rFonts w:ascii="Times New Roman" w:hAnsi="Times New Roman"/>
@@ -3356,7 +3446,7 @@
         </w:tc>
         <w:tc>
           <w:tcPr>
-            <w:tcW w:w="1723" w:type="dxa"/>
+            <w:tcW w:w="1417" w:type="dxa"/>
             <w:tcBorders>
               <w:top w:val="nil"/>
               <w:left w:val="nil"/>
@@ -3367,7 +3457,8 @@
           </w:tcPr>
           <w:p>
             <w:pPr>
-              <w:spacing w:after="0" w:line="240" w:lineRule="auto"/>
+              <w:spacing w:after="0" w:line="240" w:lineRule="auto" w:before="0"/>
+              <w:ind w:firstLine="0"/>
               <w:jc w:val="right"/>
               <w:rPr>
                 <w:rFonts w:ascii="Times New Roman" w:hAnsi="Times New Roman"/>
@@ -3392,7 +3483,7 @@
         </w:trPr>
         <w:tc>
           <w:tcPr>
-            <w:tcW w:w="2213" w:type="dxa"/>
+            <w:tcW w:w="3685" w:type="dxa"/>
             <w:tcBorders>
               <w:top w:val="nil"/>
               <w:left w:val="single" w:sz="4" w:space="0" w:color="auto"/>
@@ -3404,7 +3495,8 @@
           </w:tcPr>
           <w:p>
             <w:pPr>
-              <w:spacing w:after="0" w:line="240" w:lineRule="auto"/>
+              <w:spacing w:after="0" w:line="240" w:lineRule="auto" w:before="0"/>
+              <w:ind w:firstLine="0"/>
               <w:jc w:val="center"/>
               <w:rPr>
                 <w:rFonts w:ascii="Times New Roman" w:hAnsi="Times New Roman"/>
@@ -3432,7 +3524,7 @@
         </w:tc>
         <w:tc>
           <w:tcPr>
-            <w:tcW w:w="1896" w:type="dxa"/>
+            <w:tcW w:w="1417" w:type="dxa"/>
             <w:tcBorders>
               <w:top w:val="nil"/>
               <w:left w:val="nil"/>
@@ -3443,7 +3535,8 @@
           </w:tcPr>
           <w:p>
             <w:pPr>
-              <w:spacing w:after="0" w:line="240" w:lineRule="auto"/>
+              <w:spacing w:after="0" w:line="240" w:lineRule="auto" w:before="0"/>
+              <w:ind w:firstLine="0"/>
               <w:jc w:val="right"/>
               <w:rPr>
                 <w:rFonts w:ascii="Times New Roman" w:hAnsi="Times New Roman"/>
@@ -3469,7 +3562,7 @@
         </w:tc>
         <w:tc>
           <w:tcPr>
-            <w:tcW w:w="1616" w:type="dxa"/>
+            <w:tcW w:w="1417" w:type="dxa"/>
             <w:tcBorders>
               <w:top w:val="nil"/>
               <w:left w:val="nil"/>
@@ -3480,7 +3573,8 @@
           </w:tcPr>
           <w:p>
             <w:pPr>
-              <w:spacing w:after="0" w:line="240" w:lineRule="auto"/>
+              <w:spacing w:after="0" w:line="240" w:lineRule="auto" w:before="0"/>
+              <w:ind w:firstLine="0"/>
               <w:jc w:val="right"/>
               <w:rPr>
                 <w:rFonts w:ascii="Times New Roman" w:hAnsi="Times New Roman"/>
@@ -3508,7 +3602,7 @@
         </w:tc>
         <w:tc>
           <w:tcPr>
-            <w:tcW w:w="1761" w:type="dxa"/>
+            <w:tcW w:w="1417" w:type="dxa"/>
             <w:tcBorders>
               <w:top w:val="nil"/>
               <w:left w:val="nil"/>
@@ -3519,7 +3613,8 @@
           </w:tcPr>
           <w:p>
             <w:pPr>
-              <w:spacing w:after="0" w:line="240" w:lineRule="auto"/>
+              <w:spacing w:after="0" w:line="240" w:lineRule="auto" w:before="0"/>
+              <w:ind w:firstLine="0"/>
               <w:jc w:val="right"/>
               <w:rPr>
                 <w:rFonts w:ascii="Times New Roman" w:hAnsi="Times New Roman"/>
@@ -3547,7 +3642,7 @@
         </w:tc>
         <w:tc>
           <w:tcPr>
-            <w:tcW w:w="1723" w:type="dxa"/>
+            <w:tcW w:w="1417" w:type="dxa"/>
             <w:tcBorders>
               <w:top w:val="nil"/>
               <w:left w:val="nil"/>
@@ -3558,7 +3653,8 @@
           </w:tcPr>
           <w:p>
             <w:pPr>
-              <w:spacing w:after="0" w:line="240" w:lineRule="auto"/>
+              <w:spacing w:after="0" w:line="240" w:lineRule="auto" w:before="0"/>
+              <w:ind w:firstLine="0"/>
               <w:jc w:val="right"/>
               <w:rPr>
                 <w:rFonts w:ascii="Times New Roman" w:hAnsi="Times New Roman"/>
@@ -3586,7 +3682,8 @@
     </w:tbl>
     <w:p>
       <w:pPr>
-        <w:spacing w:after="0" w:line="240" w:lineRule="auto"/>
+        <w:spacing w:after="0" w:line="240" w:lineRule="auto" w:before="0"/>
+        <w:ind w:firstLine="0"/>
         <w:rPr>
           <w:rFonts w:ascii="Times New Roman" w:hAnsi="Times New Roman"/>
           <w:sz w:val="28"/>
@@ -3596,7 +3693,8 @@
     </w:p>
     <w:p>
       <w:pPr>
-        <w:spacing w:after="0" w:line="240" w:lineRule="auto"/>
+        <w:spacing w:after="0" w:line="240" w:lineRule="auto" w:before="0"/>
+        <w:ind w:firstLine="0"/>
         <w:jc w:val="both"/>
         <w:rPr>
           <w:rFonts w:ascii="Times New Roman" w:hAnsi="Times New Roman"/>
@@ -3621,7 +3719,7 @@
     </w:p>
     <w:p>
       <w:pPr>
-        <w:spacing w:after="0" w:line="240" w:lineRule="auto"/>
+        <w:spacing w:after="0" w:line="240" w:lineRule="auto" w:before="0"/>
         <w:ind w:firstLine="567"/>
         <w:jc w:val="both"/>
         <w:rPr>
@@ -3786,8 +3884,8 @@
           <w:tab w:val="left" w:pos="3402"/>
           <w:tab w:val="right" w:pos="6379"/>
         </w:tabs>
-        <w:spacing w:after="0" w:line="240" w:lineRule="auto"/>
-        <w:ind w:firstLine="567"/>
+        <w:spacing w:after="0" w:line="240" w:lineRule="auto" w:before="0"/>
+        <w:ind w:firstLine="0"/>
         <w:jc w:val="both"/>
         <w:rPr>
           <w:rFonts w:ascii="Times New Roman" w:hAnsi="Times New Roman"/>
@@ -3803,8 +3901,8 @@
           <w:tab w:val="left" w:pos="4111"/>
           <w:tab w:val="right" w:pos="7655"/>
         </w:tabs>
-        <w:spacing w:after="0" w:line="240" w:lineRule="auto"/>
-        <w:ind w:firstLine="567"/>
+        <w:spacing w:after="0" w:line="240" w:lineRule="auto" w:before="0"/>
+        <w:ind w:firstLine="0"/>
         <w:jc w:val="both"/>
         <w:rPr>
           <w:rFonts w:ascii="Times New Roman" w:hAnsi="Times New Roman"/>
@@ -3892,8 +3990,8 @@
           <w:tab w:val="left" w:pos="4111"/>
           <w:tab w:val="right" w:pos="7655"/>
         </w:tabs>
-        <w:spacing w:after="0" w:line="240" w:lineRule="auto"/>
-        <w:ind w:firstLine="567"/>
+        <w:spacing w:after="0" w:line="240" w:lineRule="auto" w:before="0"/>
+        <w:ind w:firstLine="0"/>
         <w:jc w:val="both"/>
         <w:rPr>
           <w:rFonts w:ascii="Times New Roman" w:hAnsi="Times New Roman"/>
@@ -3981,8 +4079,8 @@
           <w:tab w:val="left" w:pos="4111"/>
           <w:tab w:val="right" w:pos="7655"/>
         </w:tabs>
-        <w:spacing w:after="0" w:line="240" w:lineRule="auto"/>
-        <w:ind w:firstLine="567"/>
+        <w:spacing w:after="0" w:line="240" w:lineRule="auto" w:before="0"/>
+        <w:ind w:firstLine="0"/>
         <w:jc w:val="both"/>
         <w:rPr>
           <w:rFonts w:ascii="Times New Roman" w:hAnsi="Times New Roman"/>
@@ -4084,8 +4182,8 @@
           <w:tab w:val="left" w:pos="4111"/>
           <w:tab w:val="right" w:pos="7655"/>
         </w:tabs>
-        <w:spacing w:after="0" w:line="240" w:lineRule="auto"/>
-        <w:ind w:firstLine="567"/>
+        <w:spacing w:after="0" w:line="240" w:lineRule="auto" w:before="0"/>
+        <w:ind w:firstLine="0"/>
         <w:jc w:val="both"/>
         <w:rPr>
           <w:rFonts w:ascii="Times New Roman" w:hAnsi="Times New Roman"/>
@@ -4187,8 +4285,8 @@
           <w:tab w:val="left" w:pos="4111"/>
           <w:tab w:val="right" w:pos="7655"/>
         </w:tabs>
-        <w:spacing w:after="0" w:line="240" w:lineRule="auto"/>
-        <w:ind w:firstLine="567"/>
+        <w:spacing w:after="0" w:line="240" w:lineRule="auto" w:before="0"/>
+        <w:ind w:firstLine="0"/>
         <w:jc w:val="both"/>
         <w:rPr>
           <w:rFonts w:ascii="Times New Roman" w:hAnsi="Times New Roman"/>
@@ -4246,8 +4344,8 @@
           <w:tab w:val="left" w:pos="4111"/>
           <w:tab w:val="right" w:pos="7655"/>
         </w:tabs>
-        <w:spacing w:after="0" w:line="240" w:lineRule="auto"/>
-        <w:ind w:firstLine="567"/>
+        <w:spacing w:after="0" w:line="240" w:lineRule="auto" w:before="0"/>
+        <w:ind w:firstLine="0"/>
         <w:jc w:val="both"/>
         <w:rPr>
           <w:rFonts w:ascii="Times New Roman" w:hAnsi="Times New Roman"/>
@@ -4305,8 +4403,8 @@
           <w:tab w:val="left" w:pos="4111"/>
           <w:tab w:val="right" w:pos="7655"/>
         </w:tabs>
-        <w:spacing w:after="0" w:line="240" w:lineRule="auto"/>
-        <w:ind w:firstLine="567"/>
+        <w:spacing w:after="0" w:line="240" w:lineRule="auto" w:before="0"/>
+        <w:ind w:firstLine="0"/>
         <w:jc w:val="both"/>
         <w:rPr>
           <w:rFonts w:ascii="Times New Roman" w:hAnsi="Times New Roman"/>
@@ -4383,8 +4481,8 @@
           <w:tab w:val="left" w:pos="4111"/>
           <w:tab w:val="right" w:pos="7655"/>
         </w:tabs>
-        <w:spacing w:after="0" w:line="240" w:lineRule="auto"/>
-        <w:ind w:firstLine="567"/>
+        <w:spacing w:after="0" w:line="240" w:lineRule="auto" w:before="0"/>
+        <w:ind w:firstLine="0"/>
         <w:jc w:val="both"/>
         <w:rPr>
           <w:rFonts w:ascii="Times New Roman" w:hAnsi="Times New Roman"/>
@@ -4449,8 +4547,8 @@
           <w:tab w:val="left" w:pos="4111"/>
           <w:tab w:val="right" w:pos="7655"/>
         </w:tabs>
-        <w:spacing w:after="0" w:line="240" w:lineRule="auto"/>
-        <w:ind w:firstLine="567"/>
+        <w:spacing w:after="0" w:line="240" w:lineRule="auto" w:before="0"/>
+        <w:ind w:firstLine="0"/>
         <w:jc w:val="both"/>
         <w:rPr>
           <w:rFonts w:ascii="Times New Roman" w:hAnsi="Times New Roman"/>
@@ -4529,8 +4627,8 @@
     </w:p>
     <w:p>
       <w:pPr>
-        <w:spacing w:after="0" w:line="240" w:lineRule="auto"/>
-        <w:ind w:firstLine="567"/>
+        <w:spacing w:after="0" w:line="240" w:lineRule="auto" w:before="0"/>
+        <w:ind w:firstLine="0"/>
         <w:jc w:val="both"/>
         <w:rPr>
           <w:rFonts w:ascii="Times New Roman" w:hAnsi="Times New Roman"/>
@@ -4541,7 +4639,7 @@
     </w:p>
     <w:p>
       <w:pPr>
-        <w:spacing w:after="0" w:line="240" w:lineRule="auto"/>
+        <w:spacing w:after="0" w:line="240" w:lineRule="auto" w:before="0"/>
         <w:ind w:firstLine="567"/>
         <w:jc w:val="both"/>
         <w:rPr>
@@ -4628,6 +4726,8 @@
         <w:tabs>
           <w:tab w:val="center" w:pos="5103"/>
         </w:tabs>
+        <w:spacing w:before="0" w:after="0" w:line="240" w:lineRule="auto"/>
+        <w:ind w:firstLine="0"/>
         <w:jc w:val="both"/>
         <w:rPr>
           <w:rFonts w:ascii="Times New Roman" w:hAnsi="Times New Roman"/>
@@ -4647,7 +4747,9 @@
         <w:tabs>
           <w:tab w:val="center" w:pos="5103"/>
         </w:tabs>
-        <w:jc w:val="both"/>
+        <w:spacing w:before="0" w:after="0" w:line="240" w:lineRule="auto"/>
+        <w:ind w:firstLine="0"/>
+        <w:jc w:val="center"/>
         <w:rPr>
           <w:rFonts w:ascii="Times New Roman" w:hAnsi="Times New Roman"/>
           <w:b/>
@@ -4693,6 +4795,7 @@
     <w:tbl>
       <w:tblPr>
         <w:tblW w:w="10060" w:type="dxa"/>
+        <w:jc w:val="center"/>
         <w:tblLayout w:type="fixed"/>
         <w:tblLook w:val="04A0" w:firstRow="1" w:lastRow="0" w:firstColumn="1" w:lastColumn="0" w:noHBand="0" w:noVBand="1"/>
       </w:tblPr>
@@ -4713,7 +4816,8 @@
           </w:tcPr>
           <w:p>
             <w:pPr>
-              <w:spacing w:after="0" w:line="240" w:lineRule="auto"/>
+              <w:spacing w:after="0" w:line="240" w:lineRule="auto" w:before="0"/>
+              <w:ind w:firstLine="0"/>
               <w:rPr>
                 <w:rFonts w:ascii="Times New Roman" w:hAnsi="Times New Roman"/>
                 <w:color w:val="000000"/>
@@ -4793,7 +4897,8 @@
           </w:tcPr>
           <w:p>
             <w:pPr>
-              <w:spacing w:after="0" w:line="240" w:lineRule="auto"/>
+              <w:spacing w:after="0" w:line="240" w:lineRule="auto" w:before="0"/>
+              <w:ind w:firstLine="0"/>
               <w:jc w:val="center"/>
               <w:rPr>
                 <w:rFonts w:ascii="Times New Roman" w:hAnsi="Times New Roman"/>
@@ -4833,7 +4938,8 @@
           </w:tcPr>
           <w:p>
             <w:pPr>
-              <w:spacing w:after="0" w:line="240" w:lineRule="auto"/>
+              <w:spacing w:after="0" w:line="240" w:lineRule="auto" w:before="0"/>
+              <w:ind w:firstLine="0"/>
               <w:rPr>
                 <w:rFonts w:ascii="Times New Roman" w:hAnsi="Times New Roman"/>
                 <w:color w:val="000000"/>
@@ -4873,7 +4979,8 @@
           </w:tcPr>
           <w:p>
             <w:pPr>
-              <w:spacing w:after="0" w:line="240" w:lineRule="auto"/>
+              <w:spacing w:after="0" w:line="240" w:lineRule="auto" w:before="0"/>
+              <w:ind w:firstLine="0"/>
               <w:jc w:val="center"/>
               <w:rPr>
                 <w:rFonts w:ascii="Times New Roman" w:hAnsi="Times New Roman"/>
@@ -4901,7 +5008,8 @@
           </w:tcPr>
           <w:p>
             <w:pPr>
-              <w:spacing w:after="0" w:line="240" w:lineRule="auto"/>
+              <w:spacing w:after="0" w:line="240" w:lineRule="auto" w:before="0"/>
+              <w:ind w:firstLine="0"/>
               <w:rPr>
                 <w:rFonts w:ascii="Times New Roman" w:hAnsi="Times New Roman"/>
                 <w:color w:val="000000"/>
@@ -4931,7 +5039,8 @@
           </w:tcPr>
           <w:p>
             <w:pPr>
-              <w:spacing w:after="0" w:line="240" w:lineRule="auto"/>
+              <w:spacing w:after="0" w:line="240" w:lineRule="auto" w:before="0"/>
+              <w:ind w:firstLine="0"/>
               <w:jc w:val="center"/>
               <w:rPr>
                 <w:rFonts w:ascii="Times New Roman" w:hAnsi="Times New Roman"/>
@@ -4958,7 +5067,8 @@
           </w:tcPr>
           <w:p>
             <w:pPr>
-              <w:spacing w:after="0" w:line="240" w:lineRule="auto"/>
+              <w:spacing w:after="0" w:line="240" w:lineRule="auto" w:before="0"/>
+              <w:ind w:firstLine="0"/>
               <w:rPr>
                 <w:rFonts w:ascii="Times New Roman" w:hAnsi="Times New Roman"/>
                 <w:color w:val="000000"/>
@@ -5027,6 +5137,8 @@
           </w:tcPr>
           <w:p>
             <w:pPr>
+              <w:spacing w:before="0" w:after="0" w:line="240" w:lineRule="auto"/>
+              <w:ind w:firstLine="0"/>
               <w:jc w:val="center"/>
               <w:rPr>
                 <w:rFonts w:ascii="Times New Roman" w:hAnsi="Times New Roman"/>
@@ -5051,7 +5163,8 @@
           </w:tcPr>
           <w:p>
             <w:pPr>
-              <w:spacing w:after="0" w:line="240" w:lineRule="auto"/>
+              <w:spacing w:after="0" w:line="240" w:lineRule="auto" w:before="0"/>
+              <w:ind w:firstLine="0"/>
               <w:rPr>
                 <w:rFonts w:ascii="Times New Roman" w:hAnsi="Times New Roman"/>
                 <w:color w:val="000000"/>
@@ -5080,6 +5193,8 @@
           </w:tcPr>
           <w:p>
             <w:pPr>
+              <w:spacing w:before="0" w:after="0" w:line="240" w:lineRule="auto"/>
+              <w:ind w:firstLine="0"/>
               <w:jc w:val="center"/>
               <w:rPr>
                 <w:rFonts w:ascii="Times New Roman" w:hAnsi="Times New Roman"/>
@@ -5114,7 +5229,8 @@
           </w:tcPr>
           <w:p>
             <w:pPr>
-              <w:spacing w:after="0" w:line="240" w:lineRule="auto"/>
+              <w:spacing w:after="0" w:line="240" w:lineRule="auto" w:before="0"/>
+              <w:ind w:firstLine="0"/>
               <w:rPr>
                 <w:rFonts w:ascii="Times New Roman" w:hAnsi="Times New Roman"/>
                 <w:color w:val="000000"/>
@@ -5163,7 +5279,8 @@
           </w:tcPr>
           <w:p>
             <w:pPr>
-              <w:spacing w:after="0" w:line="240" w:lineRule="auto"/>
+              <w:spacing w:after="0" w:line="240" w:lineRule="auto" w:before="0"/>
+              <w:ind w:firstLine="0"/>
               <w:jc w:val="center"/>
               <w:rPr>
                 <w:rFonts w:ascii="Times New Roman" w:hAnsi="Times New Roman"/>
@@ -5188,7 +5305,8 @@
           </w:tcPr>
           <w:p>
             <w:pPr>
-              <w:spacing w:after="0" w:line="240" w:lineRule="auto"/>
+              <w:spacing w:after="0" w:line="240" w:lineRule="auto" w:before="0"/>
+              <w:ind w:firstLine="0"/>
               <w:rPr>
                 <w:rFonts w:ascii="Times New Roman" w:hAnsi="Times New Roman"/>
                 <w:color w:val="000000"/>
@@ -5217,7 +5335,8 @@
           </w:tcPr>
           <w:p>
             <w:pPr>
-              <w:spacing w:after="0" w:line="240" w:lineRule="auto"/>
+              <w:spacing w:after="0" w:line="240" w:lineRule="auto" w:before="0"/>
+              <w:ind w:firstLine="0"/>
               <w:rPr>
                 <w:rFonts w:ascii="Times New Roman" w:hAnsi="Times New Roman"/>
                 <w:color w:val="000000"/>
@@ -5241,7 +5360,8 @@
           </w:tcPr>
           <w:p>
             <w:pPr>
-              <w:spacing w:after="0" w:line="240" w:lineRule="auto"/>
+              <w:spacing w:after="0" w:line="240" w:lineRule="auto" w:before="0"/>
+              <w:ind w:firstLine="0"/>
               <w:rPr>
                 <w:rFonts w:ascii="Times New Roman" w:hAnsi="Times New Roman"/>
                 <w:color w:val="000000"/>
@@ -5290,7 +5410,8 @@
           </w:tcPr>
           <w:p>
             <w:pPr>
-              <w:spacing w:after="0" w:line="240" w:lineRule="auto"/>
+              <w:spacing w:after="0" w:line="240" w:lineRule="auto" w:before="0"/>
+              <w:ind w:firstLine="0"/>
               <w:rPr>
                 <w:rFonts w:ascii="Times New Roman" w:hAnsi="Times New Roman"/>
                 <w:color w:val="000000"/>
@@ -5305,6 +5426,8 @@
     </w:tbl>
     <w:p>
       <w:pPr>
+        <w:spacing w:before="0" w:after="0" w:line="240" w:lineRule="auto"/>
+        <w:ind w:firstLine="0"/>
         <w:rPr>
           <w:rFonts w:ascii="Times New Roman" w:hAnsi="Times New Roman"/>
           <w:b/>
@@ -5315,7 +5438,7 @@
     </w:p>
     <w:sectPr>
       <w:pgSz w:w="11906" w:h="16838"/>
-      <w:pgMar w:top="1440" w:right="1274" w:bottom="709" w:left="1440" w:header="708" w:footer="708" w:gutter="0"/>
+      <w:pgMar w:top="1134" w:right="1134" w:bottom="850" w:left="1417" w:header="720" w:footer="720" w:gutter="0"/>
       <w:cols w:space="708"/>
       <w:docGrid w:linePitch="360"/>
     </w:sectPr>
